--- a/Current Policies (05-28-2026 Generated)/02a. Privacy Policy.docx
+++ b/Current Policies (05-28-2026 Generated)/02a. Privacy Policy.docx
@@ -138,12 +138,12 @@
                 <wp:inline distB="19050" distT="19050" distL="19050" distR="19050">
                   <wp:extent cx="795338" cy="300280"/>
                   <wp:effectExtent b="0" l="0" r="0" t="0"/>
-                  <wp:docPr id="7" name="image2.png"/>
+                  <wp:docPr id="7" name="image3.png"/>
                   <a:graphic>
                     <a:graphicData uri="http://schemas.openxmlformats.org/drawingml/2006/picture">
                       <pic:pic>
                         <pic:nvPicPr>
-                          <pic:cNvPr id="0" name="image2.png"/>
+                          <pic:cNvPr id="0" name="image3.png"/>
                           <pic:cNvPicPr preferRelativeResize="0"/>
                         </pic:nvPicPr>
                         <pic:blipFill>
@@ -20393,12 +20393,12 @@
                 <wp:inline distB="19050" distT="19050" distL="19050" distR="19050">
                   <wp:extent cx="795338" cy="300280"/>
                   <wp:effectExtent b="0" l="0" r="0" t="0"/>
-                  <wp:docPr id="8" name="image5.png"/>
+                  <wp:docPr id="8" name="image8.png"/>
                   <a:graphic>
                     <a:graphicData uri="http://schemas.openxmlformats.org/drawingml/2006/picture">
                       <pic:pic>
                         <pic:nvPicPr>
-                          <pic:cNvPr id="0" name="image5.png"/>
+                          <pic:cNvPr id="0" name="image8.png"/>
                           <pic:cNvPicPr preferRelativeResize="0"/>
                         </pic:nvPicPr>
                         <pic:blipFill>
@@ -22579,12 +22579,12 @@
                 <wp:inline distB="19050" distT="19050" distL="19050" distR="19050">
                   <wp:extent cx="795338" cy="300280"/>
                   <wp:effectExtent b="0" l="0" r="0" t="0"/>
-                  <wp:docPr id="4" name="image3.png"/>
+                  <wp:docPr id="4" name="image7.png"/>
                   <a:graphic>
                     <a:graphicData uri="http://schemas.openxmlformats.org/drawingml/2006/picture">
                       <pic:pic>
                         <pic:nvPicPr>
-                          <pic:cNvPr id="0" name="image3.png"/>
+                          <pic:cNvPr id="0" name="image7.png"/>
                           <pic:cNvPicPr preferRelativeResize="0"/>
                         </pic:nvPicPr>
                         <pic:blipFill>
@@ -33229,12 +33229,12 @@
                 <wp:inline distB="19050" distT="19050" distL="19050" distR="19050">
                   <wp:extent cx="795338" cy="300280"/>
                   <wp:effectExtent b="0" l="0" r="0" t="0"/>
-                  <wp:docPr id="5" name="image1.png"/>
+                  <wp:docPr id="5" name="image2.png"/>
                   <a:graphic>
                     <a:graphicData uri="http://schemas.openxmlformats.org/drawingml/2006/picture">
                       <pic:pic>
                         <pic:nvPicPr>
-                          <pic:cNvPr id="0" name="image1.png"/>
+                          <pic:cNvPr id="0" name="image2.png"/>
                           <pic:cNvPicPr preferRelativeResize="0"/>
                         </pic:nvPicPr>
                         <pic:blipFill>
@@ -38740,12 +38740,12 @@
                 <wp:inline distB="19050" distT="19050" distL="19050" distR="19050">
                   <wp:extent cx="795338" cy="300280"/>
                   <wp:effectExtent b="0" l="0" r="0" t="0"/>
-                  <wp:docPr id="2" name="image8.png"/>
+                  <wp:docPr id="2" name="image5.png"/>
                   <a:graphic>
                     <a:graphicData uri="http://schemas.openxmlformats.org/drawingml/2006/picture">
                       <pic:pic>
                         <pic:nvPicPr>
-                          <pic:cNvPr id="0" name="image8.png"/>
+                          <pic:cNvPr id="0" name="image5.png"/>
                           <pic:cNvPicPr preferRelativeResize="0"/>
                         </pic:nvPicPr>
                         <pic:blipFill>
@@ -46954,12 +46954,12 @@
                 <wp:inline distB="19050" distT="19050" distL="19050" distR="19050">
                   <wp:extent cx="795338" cy="300280"/>
                   <wp:effectExtent b="0" l="0" r="0" t="0"/>
-                  <wp:docPr id="1" name="image7.png"/>
+                  <wp:docPr id="1" name="image1.png"/>
                   <a:graphic>
                     <a:graphicData uri="http://schemas.openxmlformats.org/drawingml/2006/picture">
                       <pic:pic>
                         <pic:nvPicPr>
-                          <pic:cNvPr id="0" name="image7.png"/>
+                          <pic:cNvPr id="0" name="image1.png"/>
                           <pic:cNvPicPr preferRelativeResize="0"/>
                         </pic:nvPicPr>
                         <pic:blipFill>
